--- a/research/transition-order/branch128-mid-report.docx
+++ b/research/transition-order/branch128-mid-report.docx
@@ -36,7 +36,7 @@
           <w:b w:val="0"/>
           <w:i w:val="0"/>
         </w:rPr>
-        <w:t xml:space="preserve"> running: one common closer rate. The user authorized exactly one additional common rate, warm-continued from the accepted .30480 pair. No χ192, additional rate or stability production is included.</w:t>
+        <w:t xml:space="preserve"> complete: both closer-rate numerical states accepted. The user authorized exactly one additional common rate, warm-continued from the accepted .30480 pair. No χ192, additional rate or stability production is included.</w:t>
       </w:r>
     </w:p>
     <w:p>
@@ -332,7 +332,7 @@
                 <w:i w:val="0"/>
                 <w:sz w:val="16"/>
               </w:rPr>
-              <w:t>pending</w:t>
+              <w:t>accepted closer-rate numerical state</w:t>
             </w:r>
           </w:p>
         </w:tc>
@@ -355,7 +355,7 @@
                 <w:i w:val="0"/>
                 <w:sz w:val="16"/>
               </w:rPr>
-              <w:t>—</w:t>
+              <w:t>4.997934e-08</w:t>
             </w:r>
           </w:p>
         </w:tc>
@@ -378,7 +378,7 @@
                 <w:i w:val="0"/>
                 <w:sz w:val="16"/>
               </w:rPr>
-              <w:t>—</w:t>
+              <w:t>5.129809e-08</w:t>
             </w:r>
           </w:p>
         </w:tc>
@@ -401,7 +401,7 @@
                 <w:i w:val="0"/>
                 <w:sz w:val="16"/>
               </w:rPr>
-              <w:t>—</w:t>
+              <w:t>0.46438614</w:t>
             </w:r>
           </w:p>
         </w:tc>
@@ -424,7 +424,7 @@
                 <w:i w:val="0"/>
                 <w:sz w:val="16"/>
               </w:rPr>
-              <w:t>—</w:t>
+              <w:t>0.49280272</w:t>
             </w:r>
           </w:p>
         </w:tc>
@@ -447,7 +447,7 @@
                 <w:i w:val="0"/>
                 <w:sz w:val="16"/>
               </w:rPr>
-              <w:t>—</w:t>
+              <w:t>88.9092</w:t>
             </w:r>
           </w:p>
         </w:tc>
@@ -498,7 +498,7 @@
                 <w:i w:val="0"/>
                 <w:sz w:val="16"/>
               </w:rPr>
-              <w:t>pending</w:t>
+              <w:t>accepted closer-rate numerical state</w:t>
             </w:r>
           </w:p>
         </w:tc>
@@ -521,7 +521,7 @@
                 <w:i w:val="0"/>
                 <w:sz w:val="16"/>
               </w:rPr>
-              <w:t>—</w:t>
+              <w:t>4.977077e-08</w:t>
             </w:r>
           </w:p>
         </w:tc>
@@ -544,7 +544,7 @@
                 <w:i w:val="0"/>
                 <w:sz w:val="16"/>
               </w:rPr>
-              <w:t>—</w:t>
+              <w:t>4.987014e-08</w:t>
             </w:r>
           </w:p>
         </w:tc>
@@ -567,7 +567,7 @@
                 <w:i w:val="0"/>
                 <w:sz w:val="16"/>
               </w:rPr>
-              <w:t>—</w:t>
+              <w:t>0.00582262</w:t>
             </w:r>
           </w:p>
         </w:tc>
@@ -590,7 +590,7 @@
                 <w:i w:val="0"/>
                 <w:sz w:val="16"/>
               </w:rPr>
-              <w:t>—</w:t>
+              <w:t>0.00618003</w:t>
             </w:r>
           </w:p>
         </w:tc>
@@ -613,7 +613,7 @@
                 <w:i w:val="0"/>
                 <w:sz w:val="16"/>
               </w:rPr>
-              <w:t>—</w:t>
+              <w:t>67.8047</w:t>
             </w:r>
           </w:p>
         </w:tc>
@@ -1062,7 +1062,7 @@
                 <w:i w:val="0"/>
                 <w:sz w:val="16"/>
               </w:rPr>
-              <w:t>—</w:t>
+              <w:t>0.992950730534</w:t>
             </w:r>
           </w:p>
         </w:tc>
@@ -1085,7 +1085,7 @@
                 <w:i w:val="0"/>
                 <w:sz w:val="16"/>
               </w:rPr>
-              <w:t>—</w:t>
+              <w:t>0.992951166473</w:t>
             </w:r>
           </w:p>
         </w:tc>
@@ -1108,7 +1108,7 @@
                 <w:i w:val="0"/>
                 <w:sz w:val="16"/>
               </w:rPr>
-              <w:t>no accepted pair</w:t>
+              <w:t>-4.359393e-07</w:t>
             </w:r>
           </w:p>
         </w:tc>
@@ -1131,7 +1131,7 @@
                 <w:i w:val="0"/>
                 <w:sz w:val="16"/>
               </w:rPr>
-              <w:t>—</w:t>
+              <w:t>0.992950698762</w:t>
             </w:r>
           </w:p>
         </w:tc>
@@ -1154,7 +1154,7 @@
                 <w:i w:val="0"/>
                 <w:sz w:val="16"/>
               </w:rPr>
-              <w:t>—</w:t>
+              <w:t>0.992950951646</w:t>
             </w:r>
           </w:p>
         </w:tc>
@@ -1177,7 +1177,7 @@
                 <w:i w:val="0"/>
                 <w:sz w:val="16"/>
               </w:rPr>
-              <w:t>—</w:t>
+              <w:t>-2.528837e-07</w:t>
             </w:r>
           </w:p>
         </w:tc>
@@ -1195,6 +1195,117 @@
           <w:i w:val="0"/>
         </w:rPr>
         <w:t>The primary stationary objective is the Hermitian half-row functional. Full-period values are separate trial evaluations, not independently converged full-period branch optima. Do not mix the two columns into one pressure bracket. Last digits are numerical contraction outputs, not global error bars.</w:t>
+      </w:r>
+    </w:p>
+    <w:p>
+      <w:pPr>
+        <w:pStyle w:val="Heading2"/>
+      </w:pPr>
+      <w:r>
+        <w:rPr>
+          <w:b w:val="0"/>
+          <w:i w:val="0"/>
+        </w:rPr>
+        <w:t>Numerical similarity and pressure-sign diagnostics</w:t>
+      </w:r>
+    </w:p>
+    <w:p>
+      <w:r>
+        <w:rPr>
+          <w:b w:val="0"/>
+          <w:i w:val="0"/>
+        </w:rPr>
+        <w:t xml:space="preserve">Closer-rate symmetry comparison: all 36 symmetry orientations evaluated; largest evaluated aligned fidelity/site </w:t>
+      </w:r>
+      <w:r>
+        <w:rPr>
+          <w:b/>
+          <w:i w:val="0"/>
+        </w:rPr>
+        <w:t>0.997919994252</w:t>
+      </w:r>
+      <w:r>
+        <w:rPr>
+          <w:b w:val="0"/>
+          <w:i w:val="0"/>
+        </w:rPr>
+        <w:t>.</w:t>
+      </w:r>
+    </w:p>
+    <w:p>
+      <w:r>
+        <w:rPr>
+          <w:b w:val="0"/>
+          <w:i w:val="0"/>
+        </w:rPr>
+        <w:t xml:space="preserve">Half-row ranking sign change between the two endpoints: </w:t>
+      </w:r>
+      <w:r>
+        <w:rPr>
+          <w:b/>
+          <w:i w:val="0"/>
+        </w:rPr>
+        <w:t>False</w:t>
+      </w:r>
+      <w:r>
+        <w:rPr>
+          <w:b w:val="0"/>
+          <w:i w:val="0"/>
+        </w:rPr>
+        <w:t xml:space="preserve">. Period-trial ranking sign change: </w:t>
+      </w:r>
+      <w:r>
+        <w:rPr>
+          <w:b/>
+          <w:i w:val="0"/>
+        </w:rPr>
+        <w:t>False</w:t>
+      </w:r>
+      <w:r>
+        <w:rPr>
+          <w:b w:val="0"/>
+          <w:i w:val="0"/>
+        </w:rPr>
+        <w:t>. These are arithmetic diagnostics only, not coexistence certificates.</w:t>
+      </w:r>
+    </w:p>
+    <w:p>
+      <w:pPr>
+        <w:pStyle w:val="Heading2"/>
+      </w:pPr>
+      <w:r>
+        <w:rPr>
+          <w:b w:val="0"/>
+          <w:i w:val="0"/>
+        </w:rPr>
+        <w:t>Completed closer-point retention finding</w:t>
+      </w:r>
+    </w:p>
+    <w:p>
+      <w:r>
+        <w:rPr>
+          <w:b w:val="0"/>
+          <w:i w:val="0"/>
+        </w:rPr>
+        <w:t>At .304825 the accepted histories have invariant order 0.46438614 / 0.00582262. These diagnostics retain a large/small constructed-state contrast, rather than merely opposite symmetry orientations. This is numerical retention, not a physical phase or stability certificate.</w:t>
+      </w:r>
+    </w:p>
+    <w:p>
+      <w:r>
+        <w:rPr>
+          <w:b w:val="0"/>
+          <w:i w:val="0"/>
+        </w:rPr>
+        <w:t>No sign reversal of the half-row objective was observed between .30480 and .304825. Thus this test supplies another retained numerical pair but no pressure bracket across those two endpoints. Ranking of these constructed trials alone does not place the thermodynamic transition or certify global optimality.</w:t>
+      </w:r>
+    </w:p>
+    <w:p>
+      <w:r>
+        <w:rPr>
+          <w:b w:val="0"/>
+          <w:i w:val="0"/>
+        </w:rPr>
+        <w:t>Full-period trial-ranking signs are a separate diagnostic; they are not mixed with half-row objective signs into one crossing.</w:t>
       </w:r>
     </w:p>
     <w:p>
